--- a/6-过程管理/流程制度规范类文件/HFSJ-ITSS-0610-运维服务容量管理制度.docx
+++ b/6-过程管理/流程制度规范类文件/HFSJ-ITSS-0610-运维服务容量管理制度.docx
@@ -3493,7 +3493,7 @@
             <w:t xml:space="preserve">2.5.4. </w:t>
           </w:r>
           <w:r>
-            <w:t>产品产品质量部</w:t>
+            <w:t>产品质量部</w:t>
           </w:r>
           <w:r>
             <w:tab/>
@@ -8048,7 +8048,7 @@
               <w:jc w:val="center"/>
             </w:pPr>
             <w:r>
-              <w:t>运维部经理、产品产品质量部</w:t>
+              <w:t>运维部经理、产品质量部</w:t>
             </w:r>
           </w:p>
         </w:tc>
@@ -9178,7 +9178,7 @@
       <w:bookmarkStart w:id="26" w:name="_Toc20994"/>
       <w:bookmarkStart w:id="27" w:name="heading_12"/>
       <w:r>
-        <w:t>产品产品质量部</w:t>
+        <w:t>产品质量部</w:t>
       </w:r>
       <w:bookmarkEnd w:id="26"/>
       <w:bookmarkEnd w:id="27"/>
@@ -14288,7 +14288,7 @@
               <w:jc w:val="center"/>
             </w:pPr>
             <w:r>
-              <w:t>管理层、产品产品质量部、客户（如有约定）</w:t>
+              <w:t>管理层、产品质量部、客户（如有约定）</w:t>
             </w:r>
           </w:p>
         </w:tc>
